--- a/小波变换参考书/小波分析与应用/第三章/离散小波的逆变换与重建核.docx
+++ b/小波变换参考书/小波分析与应用/第三章/离散小波的逆变换与重建核.docx
@@ -36,7 +36,7 @@
           <v:shape id="_x0000_i1028" type="#_x0000_t75" style="width:32.25pt;height:12.75pt" o:ole="">
             <v:imagedata r:id="rId6" o:title=""/>
           </v:shape>
-          <o:OLEObject Type="Embed" ProgID="Equation.DSMT4" ShapeID="_x0000_i1028" DrawAspect="Content" ObjectID="_1672497267" r:id="rId7"/>
+          <o:OLEObject Type="Embed" ProgID="Equation.DSMT4" ShapeID="_x0000_i1028" DrawAspect="Content" ObjectID="_1672503996" r:id="rId7"/>
         </w:object>
       </w:r>
       <w:r>
@@ -53,7 +53,7 @@
           <v:shape id="_x0000_i1031" type="#_x0000_t75" style="width:77.25pt;height:33.75pt" o:ole="">
             <v:imagedata r:id="rId8" o:title=""/>
           </v:shape>
-          <o:OLEObject Type="Embed" ProgID="Equation.DSMT4" ShapeID="_x0000_i1031" DrawAspect="Content" ObjectID="_1672497268" r:id="rId9"/>
+          <o:OLEObject Type="Embed" ProgID="Equation.DSMT4" ShapeID="_x0000_i1031" DrawAspect="Content" ObjectID="_1672503997" r:id="rId9"/>
         </w:object>
       </w:r>
       <w:r>
@@ -75,8 +75,214 @@
           <v:shape id="_x0000_i1025" type="#_x0000_t75" style="width:395.25pt;height:381.75pt" o:ole="">
             <v:imagedata r:id="rId10" o:title=""/>
           </v:shape>
-          <o:OLEObject Type="Embed" ProgID="Equation.DSMT4" ShapeID="_x0000_i1025" DrawAspect="Content" ObjectID="_1672497269" r:id="rId11"/>
+          <o:OLEObject Type="Embed" ProgID="Equation.DSMT4" ShapeID="_x0000_i1025" DrawAspect="Content" ObjectID="_1672503998" r:id="rId11"/>
         </w:object>
+      </w:r>
+    </w:p>
+    <w:p>
+      <w:pPr>
+        <w:pStyle w:val="MTDisplayEquation"/>
+      </w:pPr>
+      <w:r>
+        <w:tab/>
+      </w:r>
+      <w:r>
+        <w:rPr>
+          <w:position w:val="-30"/>
+        </w:rPr>
+        <w:object w:dxaOrig="3220" w:dyaOrig="680" w14:anchorId="65F3D2B7">
+          <v:shape id="_x0000_i1040" type="#_x0000_t75" style="width:161.25pt;height:33.75pt" o:ole="">
+            <v:imagedata r:id="rId12" o:title=""/>
+          </v:shape>
+          <o:OLEObject Type="Embed" ProgID="Equation.DSMT4" ShapeID="_x0000_i1040" DrawAspect="Content" ObjectID="_1672503999" r:id="rId13"/>
+        </w:object>
+      </w:r>
+      <w:r>
+        <w:t xml:space="preserve"> </w:t>
+      </w:r>
+    </w:p>
+    <w:p>
+      <w:r>
+        <w:rPr>
+          <w:rFonts w:hint="eastAsia"/>
+        </w:rPr>
+        <w:t>其中</w:t>
+      </w:r>
+      <w:r>
+        <w:rPr>
+          <w:position w:val="-6"/>
+        </w:rPr>
+        <w:object w:dxaOrig="200" w:dyaOrig="279" w14:anchorId="5A31D99E">
+          <v:shape id="_x0000_i1042" type="#_x0000_t75" style="width:9.75pt;height:14.25pt" o:ole="">
+            <v:imagedata r:id="rId14" o:title=""/>
+          </v:shape>
+          <o:OLEObject Type="Embed" ProgID="Equation.DSMT4" ShapeID="_x0000_i1042" DrawAspect="Content" ObjectID="_1672504000" r:id="rId15"/>
+        </w:object>
+      </w:r>
+      <w:r>
+        <w:rPr>
+          <w:rFonts w:hint="eastAsia"/>
+        </w:rPr>
+        <w:t>是</w:t>
+      </w:r>
+      <w:r>
+        <w:rPr>
+          <w:position w:val="-24"/>
+        </w:rPr>
+        <w:object w:dxaOrig="920" w:dyaOrig="620" w14:anchorId="7C8700A0">
+          <v:shape id="_x0000_i1045" type="#_x0000_t75" style="width:45.75pt;height:30.75pt" o:ole="">
+            <v:imagedata r:id="rId16" o:title=""/>
+          </v:shape>
+          <o:OLEObject Type="Embed" ProgID="Equation.DSMT4" ShapeID="_x0000_i1045" DrawAspect="Content" ObjectID="_1672504001" r:id="rId17"/>
+        </w:object>
+      </w:r>
+      <w:r>
+        <w:rPr>
+          <w:rFonts w:hint="eastAsia"/>
+        </w:rPr>
+        <w:t>阶的，成为几乎紧框架。</w:t>
+      </w:r>
+    </w:p>
+    <w:p>
+      <w:r>
+        <w:rPr>
+          <w:rFonts w:hint="eastAsia"/>
+        </w:rPr>
+        <w:t>当</w:t>
+      </w:r>
+      <w:r>
+        <w:rPr>
+          <w:position w:val="-4"/>
+        </w:rPr>
+        <w:object w:dxaOrig="639" w:dyaOrig="260" w14:anchorId="066FF90C">
+          <v:shape id="_x0000_i1046" type="#_x0000_t75" style="width:32.25pt;height:12.75pt" o:ole="">
+            <v:imagedata r:id="rId6" o:title=""/>
+          </v:shape>
+          <o:OLEObject Type="Embed" ProgID="Equation.DSMT4" ShapeID="_x0000_i1046" DrawAspect="Content" ObjectID="_1672504002" r:id="rId18"/>
+        </w:object>
+      </w:r>
+      <w:r>
+        <w:rPr>
+          <w:rFonts w:hint="eastAsia"/>
+        </w:rPr>
+        <w:t>，</w:t>
+      </w:r>
+      <w:r>
+        <w:rPr>
+          <w:rFonts w:hint="eastAsia"/>
+        </w:rPr>
+        <w:t>也不是几乎紧框架时，有</w:t>
+      </w:r>
+    </w:p>
+    <w:p>
+      <w:pPr>
+        <w:pStyle w:val="MTDisplayEquation"/>
+        <w:rPr>
+          <w:rFonts w:hint="eastAsia"/>
+        </w:rPr>
+      </w:pPr>
+      <w:r>
+        <w:tab/>
+      </w:r>
+      <w:r>
+        <w:rPr>
+          <w:position w:val="-30"/>
+        </w:rPr>
+        <w:object w:dxaOrig="2299" w:dyaOrig="580" w14:anchorId="349FDBA6">
+          <v:shape id="_x0000_i1051" type="#_x0000_t75" style="width:114.75pt;height:29.25pt" o:ole="">
+            <v:imagedata r:id="rId19" o:title=""/>
+          </v:shape>
+          <o:OLEObject Type="Embed" ProgID="Equation.DSMT4" ShapeID="_x0000_i1051" DrawAspect="Content" ObjectID="_1672504003" r:id="rId20"/>
+        </w:object>
+      </w:r>
+      <w:r>
+        <w:t xml:space="preserve"> </w:t>
+      </w:r>
+    </w:p>
+    <w:p>
+      <w:r>
+        <w:rPr>
+          <w:rFonts w:hint="eastAsia"/>
+        </w:rPr>
+        <w:t>其中，</w:t>
+      </w:r>
+      <w:r>
+        <w:rPr>
+          <w:position w:val="-14"/>
+        </w:rPr>
+        <w:object w:dxaOrig="440" w:dyaOrig="420" w14:anchorId="066ED7EC">
+          <v:shape id="_x0000_i1054" type="#_x0000_t75" style="width:21.75pt;height:21pt" o:ole="">
+            <v:imagedata r:id="rId21" o:title=""/>
+          </v:shape>
+          <o:OLEObject Type="Embed" ProgID="Equation.DSMT4" ShapeID="_x0000_i1054" DrawAspect="Content" ObjectID="_1672504004" r:id="rId22"/>
+        </w:object>
+      </w:r>
+      <w:r>
+        <w:rPr>
+          <w:rFonts w:hint="eastAsia"/>
+        </w:rPr>
+        <w:t>是</w:t>
+      </w:r>
+      <w:r>
+        <w:rPr>
+          <w:position w:val="-14"/>
+        </w:rPr>
+        <w:object w:dxaOrig="440" w:dyaOrig="380" w14:anchorId="68A4A878">
+          <v:shape id="_x0000_i1057" type="#_x0000_t75" style="width:21.75pt;height:18.75pt" o:ole="">
+            <v:imagedata r:id="rId23" o:title=""/>
+          </v:shape>
+          <o:OLEObject Type="Embed" ProgID="Equation.DSMT4" ShapeID="_x0000_i1057" DrawAspect="Content" ObjectID="_1672504005" r:id="rId24"/>
+        </w:object>
+      </w:r>
+      <w:r>
+        <w:rPr>
+          <w:rFonts w:hint="eastAsia"/>
+        </w:rPr>
+        <w:t>的对偶小波。</w:t>
+      </w:r>
+    </w:p>
+    <w:p>
+      <w:pPr>
+        <w:rPr>
+          <w:rFonts w:hint="eastAsia"/>
+        </w:rPr>
+      </w:pPr>
+      <w:r>
+        <w:rPr>
+          <w:rFonts w:hint="eastAsia"/>
+        </w:rPr>
+        <w:t>记</w:t>
+      </w:r>
+      <w:r>
+        <w:rPr>
+          <w:position w:val="-14"/>
+        </w:rPr>
+        <w:object w:dxaOrig="1400" w:dyaOrig="420" w14:anchorId="120BB7DA">
+          <v:shape id="_x0000_i1061" type="#_x0000_t75" style="width:69.75pt;height:21pt" o:ole="">
+            <v:imagedata r:id="rId25" o:title=""/>
+          </v:shape>
+          <o:OLEObject Type="Embed" ProgID="Equation.DSMT4" ShapeID="_x0000_i1061" DrawAspect="Content" ObjectID="_1672504006" r:id="rId26"/>
+        </w:object>
+      </w:r>
+      <w:r>
+        <w:rPr>
+          <w:rFonts w:hint="eastAsia"/>
+        </w:rPr>
+        <w:t>，</w:t>
+      </w:r>
+      <w:r>
+        <w:rPr>
+          <w:position w:val="-30"/>
+        </w:rPr>
+        <w:object w:dxaOrig="2960" w:dyaOrig="580" w14:anchorId="3E398A81">
+          <v:shape id="_x0000_i1064" type="#_x0000_t75" style="width:147.75pt;height:29.25pt" o:ole="">
+            <v:imagedata r:id="rId27" o:title=""/>
+          </v:shape>
+          <o:OLEObject Type="Embed" ProgID="Equation.DSMT4" ShapeID="_x0000_i1064" DrawAspect="Content" ObjectID="_1672504007" r:id="rId28"/>
+        </w:object>
+      </w:r>
+      <w:r>
+        <w:t xml:space="preserve">    </w:t>
       </w:r>
     </w:p>
     <w:sectPr>
@@ -631,6 +837,25 @@
       <w:szCs w:val="18"/>
     </w:rPr>
   </w:style>
+  <w:style w:type="paragraph" w:customStyle="1" w:styleId="MTDisplayEquation">
+    <w:name w:val="MTDisplayEquation"/>
+    <w:basedOn w:val="a"/>
+    <w:next w:val="a"/>
+    <w:link w:val="MTDisplayEquation0"/>
+    <w:rsid w:val="00CA3398"/>
+    <w:pPr>
+      <w:tabs>
+        <w:tab w:val="center" w:pos="4320"/>
+        <w:tab w:val="right" w:pos="8640"/>
+      </w:tabs>
+    </w:pPr>
+  </w:style>
+  <w:style w:type="character" w:customStyle="1" w:styleId="MTDisplayEquation0">
+    <w:name w:val="MTDisplayEquation 字符"/>
+    <w:basedOn w:val="a0"/>
+    <w:link w:val="MTDisplayEquation"/>
+    <w:rsid w:val="00CA3398"/>
+  </w:style>
 </w:styles>
 </file>
 
